--- a/docs/plantillas/carta_indagatorio.docx
+++ b/docs/plantillas/carta_indagatorio.docx
@@ -167,9 +167,26 @@
       <w:pPr>
         <w:rPr>
           <w:rFonts w:ascii="Arial" w:hAnsi="Arial" w:cs="Arial"/>
+          <w:sz w:val="15"/>
+          <w:szCs w:val="15"/>
+          <w:lang w:val="es-PE"/>
+        </w:rPr>
+      </w:pPr>
+      <w:r>
+        <w:rPr>
+          <w:rFonts w:ascii="Arial" w:hAnsi="Arial" w:cs="Arial"/>
           <w:b/>
           <w:bCs/>
-          <w:iCs/>
+          <w:sz w:val="21"/>
+          <w:szCs w:val="21"/>
+        </w:rPr>
+        <w:t>#nomTitular#</w:t>
+      </w:r>
+    </w:p>
+    <w:p>
+      <w:pPr>
+        <w:rPr>
+          <w:rFonts w:ascii="Arial" w:hAnsi="Arial" w:cs="Arial"/>
           <w:sz w:val="22"/>
           <w:szCs w:val="22"/>
         </w:rPr>
@@ -177,78 +194,66 @@
       <w:r>
         <w:rPr>
           <w:rFonts w:ascii="Arial" w:hAnsi="Arial" w:cs="Arial"/>
+          <w:sz w:val="22"/>
+          <w:szCs w:val="22"/>
+        </w:rPr>
+        <w:t xml:space="preserve">Dirección Domiciliaria:  </w:t>
+      </w:r>
+      <w:r>
+        <w:rPr>
+          <w:rFonts w:ascii="Arial" w:hAnsi="Arial" w:cs="Arial"/>
           <w:b/>
           <w:bCs/>
-          <w:iCs/>
+          <w:sz w:val="21"/>
+          <w:szCs w:val="21"/>
+        </w:rPr>
+        <w:t>#direccion#</w:t>
+      </w:r>
+    </w:p>
+    <w:p>
+      <w:pPr>
+        <w:rPr>
+          <w:rFonts w:ascii="Arial" w:hAnsi="Arial" w:cs="Arial"/>
+          <w:sz w:val="16"/>
+          <w:szCs w:val="16"/>
+        </w:rPr>
+      </w:pPr>
+      <w:r>
+        <w:rPr>
+          <w:rFonts w:ascii="Arial" w:hAnsi="Arial" w:cs="Arial"/>
           <w:sz w:val="22"/>
           <w:szCs w:val="22"/>
         </w:rPr>
-        <w:t>XXXXXXXXX</w:t>
-      </w:r>
-    </w:p>
-    <w:p>
-      <w:pPr>
+        <w:t xml:space="preserve">Correo electrónico   </w:t>
+      </w:r>
+      <w:proofErr w:type="gramStart"/>
+      <w:r>
         <w:rPr>
           <w:rFonts w:ascii="Arial" w:hAnsi="Arial" w:cs="Arial"/>
           <w:sz w:val="22"/>
           <w:szCs w:val="22"/>
         </w:rPr>
-      </w:pPr>
+        <w:t xml:space="preserve">  :</w:t>
+      </w:r>
+      <w:proofErr w:type="gramEnd"/>
       <w:r>
         <w:rPr>
           <w:rFonts w:ascii="Arial" w:hAnsi="Arial" w:cs="Arial"/>
           <w:sz w:val="22"/>
           <w:szCs w:val="22"/>
         </w:rPr>
-        <w:t>Dirección Domiciliaria:  XXXX</w:t>
-      </w:r>
-    </w:p>
-    <w:p>
-      <w:pPr>
-        <w:rPr>
-          <w:rFonts w:ascii="Arial" w:hAnsi="Arial" w:cs="Arial"/>
-          <w:sz w:val="16"/>
-          <w:szCs w:val="16"/>
-        </w:rPr>
-      </w:pPr>
-      <w:r>
-        <w:rPr>
-          <w:rFonts w:ascii="Arial" w:hAnsi="Arial" w:cs="Arial"/>
-          <w:sz w:val="22"/>
-          <w:szCs w:val="22"/>
-        </w:rPr>
-        <w:t xml:space="preserve">Correo electrónico   </w:t>
-      </w:r>
-      <w:proofErr w:type="gramStart"/>
-      <w:r>
-        <w:rPr>
-          <w:rFonts w:ascii="Arial" w:hAnsi="Arial" w:cs="Arial"/>
-          <w:sz w:val="22"/>
-          <w:szCs w:val="22"/>
-        </w:rPr>
-        <w:t xml:space="preserve">  :</w:t>
-      </w:r>
-      <w:proofErr w:type="gramEnd"/>
-      <w:r>
-        <w:rPr>
-          <w:rFonts w:ascii="Arial" w:hAnsi="Arial" w:cs="Arial"/>
-          <w:sz w:val="22"/>
-          <w:szCs w:val="22"/>
-        </w:rPr>
         <w:t xml:space="preserve">  </w:t>
       </w:r>
-      <w:hyperlink r:id="rId8" w:history="1">
-        <w:r>
-          <w:rPr>
-            <w:rStyle w:val="Hipervnculo"/>
-            <w:rFonts w:ascii="Arial" w:hAnsi="Arial" w:cs="Arial"/>
-            <w:sz w:val="22"/>
-            <w:szCs w:val="22"/>
-            <w:u w:val="none"/>
-          </w:rPr>
-          <w:t>XXXX@hotmail.com</w:t>
-        </w:r>
-      </w:hyperlink>
+      <w:r>
+        <w:rPr>
+          <w:rFonts w:ascii="Arial" w:hAnsi="Arial" w:cs="Arial"/>
+          <w:b/>
+          <w:bCs/>
+          <w:sz w:val="21"/>
+          <w:szCs w:val="21"/>
+        </w:rPr>
+        <w:t>#correo#</w:t>
+      </w:r>
       <w:r>
         <w:rPr>
           <w:rFonts w:ascii="Arial" w:hAnsi="Arial" w:cs="Arial"/>
@@ -1118,7 +1123,7 @@
                 <w:szCs w:val="15"/>
                 <w:lang w:val="es-PE"/>
               </w:rPr>
-              <w:t>XXXX</w:t>
+              <w:t>#nomTitular#</w:t>
             </w:r>
           </w:p>
         </w:tc>
@@ -1151,7 +1156,7 @@
                 <w:szCs w:val="15"/>
                 <w:lang w:val="es-PE"/>
               </w:rPr>
-              <w:t>XXXX</w:t>
+              <w:t>#nroActa#</w:t>
             </w:r>
           </w:p>
         </w:tc>
@@ -1394,7 +1399,7 @@
                 <w:szCs w:val="15"/>
                 <w:lang w:val="es-PE"/>
               </w:rPr>
-              <w:t>XXXX</w:t>
+              <w:t>#nomTitular#</w:t>
             </w:r>
           </w:p>
         </w:tc>
@@ -1734,7 +1739,7 @@
         </w:rPr>
         <w:t>MESA DE PARTES VIRTUAL DEL RENIEC (</w:t>
       </w:r>
-      <w:hyperlink r:id="rId9" w:history="1">
+      <w:hyperlink r:id="rId8" w:history="1">
         <w:r>
           <w:rPr>
             <w:rStyle w:val="Hipervnculo"/>
@@ -1898,7 +1903,7 @@
         </w:rPr>
         <w:t xml:space="preserve">institucional: </w:t>
       </w:r>
-      <w:hyperlink r:id="rId10" w:history="1">
+      <w:hyperlink r:id="rId9" w:history="1">
         <w:r>
           <w:rPr>
             <w:rStyle w:val="Hipervnculo"/>
@@ -2167,10 +2172,10 @@
       </w:r>
     </w:p>
     <w:sectPr>
-      <w:headerReference w:type="default" r:id="rId11"/>
-      <w:footerReference w:type="even" r:id="rId12"/>
-      <w:footerReference w:type="default" r:id="rId13"/>
-      <w:headerReference w:type="first" r:id="rId14"/>
+      <w:headerReference w:type="default" r:id="rId10"/>
+      <w:footerReference w:type="even" r:id="rId11"/>
+      <w:footerReference w:type="default" r:id="rId12"/>
+      <w:headerReference w:type="first" r:id="rId13"/>
       <w:pgSz w:w="11906" w:h="16838"/>
       <w:pgMar w:top="1418" w:right="1701" w:bottom="1418" w:left="1701" w:header="567" w:footer="401" w:gutter="0"/>
       <w:pgNumType w:start="1"/>

--- a/docs/plantillas/carta_indagatorio.docx
+++ b/docs/plantillas/carta_indagatorio.docx
@@ -167,20 +167,21 @@
       <w:pPr>
         <w:rPr>
           <w:rFonts w:ascii="Arial" w:hAnsi="Arial" w:cs="Arial"/>
-          <w:sz w:val="15"/>
-          <w:szCs w:val="15"/>
-          <w:lang w:val="es-PE"/>
-        </w:rPr>
-      </w:pPr>
-      <w:r>
-        <w:rPr>
-          <w:rFonts w:ascii="Arial" w:hAnsi="Arial" w:cs="Arial"/>
           <w:b/>
           <w:bCs/>
-          <w:sz w:val="21"/>
-          <w:szCs w:val="21"/>
-        </w:rPr>
-        <w:t>#nomTitular#</w:t>
+          <w:sz w:val="22"/>
+          <w:szCs w:val="22"/>
+        </w:rPr>
+      </w:pPr>
+      <w:r>
+        <w:rPr>
+          <w:rFonts w:ascii="Arial" w:hAnsi="Arial" w:cs="Arial"/>
+          <w:b/>
+          <w:bCs/>
+          <w:sz w:val="22"/>
+          <w:szCs w:val="22"/>
+        </w:rPr>
+        <w:t>#nomSolicitante#</w:t>
       </w:r>
     </w:p>
     <w:p>
@@ -224,25 +225,7 @@
           <w:sz w:val="22"/>
           <w:szCs w:val="22"/>
         </w:rPr>
-        <w:t xml:space="preserve">Correo electrónico   </w:t>
-      </w:r>
-      <w:proofErr w:type="gramStart"/>
-      <w:r>
-        <w:rPr>
-          <w:rFonts w:ascii="Arial" w:hAnsi="Arial" w:cs="Arial"/>
-          <w:sz w:val="22"/>
-          <w:szCs w:val="22"/>
-        </w:rPr>
-        <w:t xml:space="preserve">  :</w:t>
-      </w:r>
-      <w:proofErr w:type="gramEnd"/>
-      <w:r>
-        <w:rPr>
-          <w:rFonts w:ascii="Arial" w:hAnsi="Arial" w:cs="Arial"/>
-          <w:sz w:val="22"/>
-          <w:szCs w:val="22"/>
-        </w:rPr>
-        <w:t xml:space="preserve">  </w:t>
+        <w:t xml:space="preserve">Correo electrónico     :  </w:t>
       </w:r>
       <w:r>
         <w:rPr>
@@ -282,23 +265,13 @@
           <w:lang w:val="es-PE"/>
         </w:rPr>
       </w:pPr>
-      <w:proofErr w:type="gramStart"/>
       <w:r>
         <w:rPr>
           <w:rFonts w:ascii="Arial" w:hAnsi="Arial" w:cs="Arial"/>
           <w:sz w:val="22"/>
           <w:szCs w:val="22"/>
         </w:rPr>
-        <w:t>Presente.-</w:t>
-      </w:r>
-      <w:proofErr w:type="gramEnd"/>
-      <w:r>
-        <w:rPr>
-          <w:rFonts w:ascii="Arial" w:hAnsi="Arial" w:cs="Arial"/>
-          <w:sz w:val="22"/>
-          <w:szCs w:val="22"/>
-        </w:rPr>
-        <w:t xml:space="preserve"> </w:t>
+        <w:t xml:space="preserve">Presente.- </w:t>
       </w:r>
       <w:r>
         <w:rPr>
